--- a/_Clusterization/Investigadores y keywords/Pruebas clustering ponderado.docx
+++ b/_Clusterization/Investigadores y keywords/Pruebas clustering ponderado.docx
@@ -3356,10 +3356,7 @@
     </w:p>
     <w:p>
       <w:r>
-        <w:t xml:space="preserve">Sigma = </w:t>
-      </w:r>
-      <w:r>
-        <w:t>0.5</w:t>
+        <w:t>Sigma = 0.5</w:t>
       </w:r>
     </w:p>
     <w:p>
@@ -3448,14 +3445,7 @@
           <w:sz w:val="20"/>
           <w:szCs w:val="20"/>
         </w:rPr>
-        <w:t>441</w:t>
-      </w:r>
-      <w:r>
-        <w:rPr>
-          <w:sz w:val="20"/>
-          <w:szCs w:val="20"/>
-        </w:rPr>
-        <w:t xml:space="preserve"> </w:t>
+        <w:t xml:space="preserve">441 </w:t>
       </w:r>
     </w:p>
     <w:p>
@@ -3478,14 +3468,7 @@
           <w:sz w:val="20"/>
           <w:szCs w:val="20"/>
         </w:rPr>
-        <w:t>3</w:t>
-      </w:r>
-      <w:r>
-        <w:rPr>
-          <w:sz w:val="20"/>
-          <w:szCs w:val="20"/>
-        </w:rPr>
-        <w:t>89</w:t>
+        <w:t>389</w:t>
       </w:r>
     </w:p>
     <w:p>
@@ -5958,7 +5941,6 @@
         <w:lastRenderedPageBreak/>
         <w:t xml:space="preserve">Ponderación gaussiana (penalización gaussiana) en función </w:t>
       </w:r>
-      <w:proofErr w:type="gramStart"/>
       <w:r>
         <w:rPr>
           <w:b/>
@@ -5967,9 +5949,8 @@
           <w:iCs/>
           <w:u w:val="single"/>
         </w:rPr>
-        <w:t>del sigma</w:t>
-      </w:r>
-      <w:proofErr w:type="gramEnd"/>
+        <w:t>de la sigma</w:t>
+      </w:r>
     </w:p>
     <w:p>
       <w:r>
@@ -6030,10 +6011,7 @@
     </w:p>
     <w:p>
       <w:r>
-        <w:t xml:space="preserve">Sigma </w:t>
-      </w:r>
-      <w:r>
-        <w:t>* 0.25 (perjudica mucho los extremos)</w:t>
+        <w:t>Sigma * 0.25 (perjudica mucho los extremos)</w:t>
       </w:r>
     </w:p>
     <w:p>
@@ -6093,19 +6071,7 @@
     </w:p>
     <w:p>
       <w:r>
-        <w:t xml:space="preserve">Sigma * </w:t>
-      </w:r>
-      <w:r>
-        <w:t>2</w:t>
-      </w:r>
-      <w:r>
-        <w:t xml:space="preserve"> (perjudica </w:t>
-      </w:r>
-      <w:r>
-        <w:t xml:space="preserve">poco </w:t>
-      </w:r>
-      <w:r>
-        <w:t>los extremos)</w:t>
+        <w:t>Sigma * 2 (perjudica poco los extremos)</w:t>
       </w:r>
     </w:p>
     <w:p>
@@ -6777,6 +6743,7 @@
   <w:style w:type="character" w:default="1" w:styleId="Fuentedeprrafopredeter">
     <w:name w:val="Default Paragraph Font"/>
     <w:uiPriority w:val="1"/>
+    <w:semiHidden/>
     <w:unhideWhenUsed/>
   </w:style>
   <w:style w:type="table" w:default="1" w:styleId="Tablanormal">
